--- a/docs/TAEP_odigos_kodikopoiiti.docx
+++ b/docs/TAEP_odigos_kodikopoiiti.docx
@@ -519,6 +519,59 @@
           <w:color w:val="1F3864"/>
           <w:sz w:val="24"/>
         </w:rPr>
+        <w:t>7. Να βρείτε μια κοστολόγηση από το έντυπο</w:t>
+      </w:r>
+    </w:p>
+    <w:p>
+      <w:pPr>
+        <w:jc w:val="both"/>
+      </w:pPr>
+      <w:r>
+        <w:t>Πάνω δεξιά στο τυπωμένο έντυπο υπάρχει τετράγωνος κωδικός, και κάτω από αυτόν ο ίδιος αριθμός γραμμένος κανονικά. Στη σελίδα «Καταχωρήσεις», το πρώτο πλαίσιο δέχεται αυτόν τον αριθμό και ανοίγει κατευθείαν την κοστολόγηση. Δεν χρειάζεται να ψάξετε με επώνυμο.</w:t>
+      </w:r>
+    </w:p>
+    <w:p>
+      <w:pPr>
+        <w:pStyle w:val="ListBullet"/>
+        <w:spacing w:after="40"/>
+      </w:pPr>
+      <w:r>
+        <w:t>Με χειριστήριο σάρωσης: ο κωδικός διαβάζεται και υποβάλλεται μόνος του. Το πλαίσιο είναι ήδη επιλεγμένο όταν ανοίγει η σελίδα.</w:t>
+      </w:r>
+    </w:p>
+    <w:p>
+      <w:pPr>
+        <w:pStyle w:val="ListBullet"/>
+        <w:spacing w:after="40"/>
+      </w:pPr>
+      <w:r>
+        <w:t>Με το χέρι: γράψτε τον αριθμό όπως τον βλέπετε. Δεκτά και «1054/35» και «OKY1054-0035» — δεν έχει σημασία αν παραλείψετε το OKY, τα μηδενικά ή βάλετε παύλα.</w:t>
+      </w:r>
+    </w:p>
+    <w:p>
+      <w:pPr>
+        <w:pStyle w:val="ListBullet"/>
+        <w:spacing w:after="40"/>
+      </w:pPr>
+      <w:r>
+        <w:t>Αν ο αριθμός ανήκει σε άλλο νοσηλευτήριο, το μήνυμα λέει «δεν βρέθηκε». Αυτό είναι σωστό: βλέπετε μόνο τις κοστολογήσεις του δικού σας νοσηλευτηρίου.</w:t>
+      </w:r>
+    </w:p>
+    <w:p>
+      <w:pPr>
+        <w:jc w:val="both"/>
+      </w:pPr>
+      <w:r>
+        <w:t>Ο τετράγωνος κωδικός δεν κάνει τίποτα άλλο. Δεν στέλνει δεδομένα πουθενά και δεν συνδέεται με άλλο σύστημα· περιέχει μόνο τον αριθμό, ώστε να μην τον ξαναγράφει κανείς.</w:t>
+      </w:r>
+    </w:p>
+    <w:p>
+      <w:r>
+        <w:rPr>
+          <w:b/>
+          <w:color w:val="1F3864"/>
+          <w:sz w:val="24"/>
+        </w:rPr>
         <w:t>Τι σημαίνουν τα μηνύματα</w:t>
       </w:r>
     </w:p>
